--- a/docs/通用计价规则手册.docx
+++ b/docs/通用计价规则手册.docx
@@ -1503,7 +1503,7 @@
           <w:rFonts w:ascii="Times New Roman" w:hAnsi="Times New Roman" w:eastAsia="宋体"/>
           <w:b w:val="0"/>
         </w:rPr>
-        <w:t>包名含「/双」「/(双)」「/（双）」，或包装材料含「双层袋」的，按双层袋处理。</w:t>
+        <w:t>包名中「双」字前面带「/」（即「/双」「/(双)」「/（双）」）的，不管「双」字后面跟的是什么，统一认定为双层袋；包装材料含「双层袋」的也按双层袋处理。</w:t>
       </w:r>
     </w:p>
     <w:p>
@@ -1517,7 +1517,7 @@
           <w:rFonts w:ascii="Times New Roman" w:hAnsi="Times New Roman" w:eastAsia="宋体"/>
           <w:b w:val="0"/>
         </w:rPr>
-        <w:t>第二层袋子的尺寸从「双」字后面的两位数字取：「/双15」→ 15cm，「/(双)Z1526」→ 15cm；「双75」特殊，按 10cm 计。</w:t>
+        <w:t>包名里单独出现「双」字、前面没有「/」的（如「双眼皮包」），不算双层袋。</w:t>
       </w:r>
     </w:p>
     <w:p>
@@ -1531,7 +1531,7 @@
           <w:rFonts w:ascii="Times New Roman" w:hAnsi="Times New Roman" w:eastAsia="宋体"/>
           <w:b w:val="0"/>
         </w:rPr>
-        <w:t>「双」字后面紧跟汉字的，不加收第二层袋费。</w:t>
+        <w:t>第二层袋子的尺寸从「双」字后面的两位数字取：「/双15」→ 15cm，「/(双)Z1526」→ 15cm；「双75」特殊，按 10cm 计；「双」字后面没有数字的，第二层按外层袋尺寸计。</w:t>
       </w:r>
     </w:p>
     <w:p>
@@ -6055,7 +6055,7 @@
       <w:tr>
         <w:tc>
           <w:tcPr>
-            <w:tcW w:type="dxa" w:w="3529"/>
+            <w:tcW w:type="dxa" w:w="3137"/>
             <w:vAlign w:val="center"/>
             <w:shd w:val="clear" w:fill="D9E2F3"/>
           </w:tcPr>
@@ -6076,7 +6076,7 @@
         </w:tc>
         <w:tc>
           <w:tcPr>
-            <w:tcW w:type="dxa" w:w="5882"/>
+            <w:tcW w:type="dxa" w:w="6274"/>
             <w:vAlign w:val="center"/>
             <w:shd w:val="clear" w:fill="D9E2F3"/>
           </w:tcPr>
@@ -6099,7 +6099,7 @@
       <w:tr>
         <w:tc>
           <w:tcPr>
-            <w:tcW w:type="dxa" w:w="3529"/>
+            <w:tcW w:type="dxa" w:w="3137"/>
             <w:vAlign w:val="center"/>
           </w:tcPr>
           <w:p>
@@ -6118,7 +6118,7 @@
         </w:tc>
         <w:tc>
           <w:tcPr>
-            <w:tcW w:type="dxa" w:w="5882"/>
+            <w:tcW w:type="dxa" w:w="6274"/>
             <w:vAlign w:val="center"/>
           </w:tcPr>
           <w:p>
@@ -6139,7 +6139,7 @@
       <w:tr>
         <w:tc>
           <w:tcPr>
-            <w:tcW w:type="dxa" w:w="3529"/>
+            <w:tcW w:type="dxa" w:w="3137"/>
             <w:vAlign w:val="center"/>
           </w:tcPr>
           <w:p>
@@ -6158,7 +6158,7 @@
         </w:tc>
         <w:tc>
           <w:tcPr>
-            <w:tcW w:type="dxa" w:w="5882"/>
+            <w:tcW w:type="dxa" w:w="6274"/>
             <w:vAlign w:val="center"/>
           </w:tcPr>
           <w:p>
@@ -6172,6 +6172,46 @@
                 <w:sz w:val="19"/>
               </w:rPr>
               <w:t>没法确定计费件数</w:t>
+            </w:r>
+          </w:p>
+        </w:tc>
+      </w:tr>
+      <w:tr>
+        <w:tc>
+          <w:tcPr>
+            <w:tcW w:type="dxa" w:w="3137"/>
+            <w:vAlign w:val="center"/>
+          </w:tcPr>
+          <w:p>
+            <w:pPr>
+              <w:spacing w:after="20" w:line="264" w:lineRule="auto"/>
+            </w:pPr>
+            <w:r>
+              <w:rPr>
+                <w:rFonts w:ascii="Times New Roman" w:hAnsi="Times New Roman" w:eastAsia="宋体"/>
+                <w:b w:val="0"/>
+                <w:sz w:val="19"/>
+              </w:rPr>
+              <w:t>单价为 0</w:t>
+            </w:r>
+          </w:p>
+        </w:tc>
+        <w:tc>
+          <w:tcPr>
+            <w:tcW w:type="dxa" w:w="6274"/>
+            <w:vAlign w:val="center"/>
+          </w:tcPr>
+          <w:p>
+            <w:pPr>
+              <w:spacing w:after="20" w:line="264" w:lineRule="auto"/>
+            </w:pPr>
+            <w:r>
+              <w:rPr>
+                <w:rFonts w:ascii="Times New Roman" w:hAnsi="Times New Roman" w:eastAsia="宋体"/>
+                <w:b w:val="0"/>
+                <w:sz w:val="19"/>
+              </w:rPr>
+              <w:t>可能是漏填或免费项目，请确认</w:t>
             </w:r>
           </w:p>
         </w:tc>
@@ -6195,7 +6235,7 @@
           <w:rFonts w:ascii="Times New Roman" w:hAnsi="Times New Roman" w:eastAsia="宋体"/>
           <w:b w:val="0"/>
         </w:rPr>
-        <w:t>：类型含「敷料包」的行不做这两项检查（敷料按包计，器械数常为 0）。</w:t>
+        <w:t>：类型含「敷料包」的行不做包装材料、器械数两项检查（敷料按包计，器械数常为 0）；「单价为 0」检查对所有类型生效（含敷料包 0 元导入的行）。</w:t>
       </w:r>
     </w:p>
     <w:p>
